--- a/SITP/CN/Notes/M07_Transport_Layer_TCP_UDP.docx
+++ b/SITP/CN/Notes/M07_Transport_Layer_TCP_UDP.docx
@@ -2166,7 +2166,7 @@
         <w:t xml:space="preserve"> </w:t>
       </w:r>
       <w:r>
-        <w:t xml:space="preserve">(ack = y+1):</w:t>
+        <w:t xml:space="preserve">(seq = x+1, ack = y+1):</w:t>
       </w:r>
       <w:r>
         <w:t xml:space="preserve"> </w:t>
